--- a/assets/Kinga_Rapacka_CV.docx
+++ b/assets/Kinga_Rapacka_CV.docx
@@ -303,7 +303,7 @@
                 <w:szCs w:val="22"/>
                 <w:lang w:val="en-US"/>
               </w:rPr>
-              <w:t>I design AI systems that solve real business problems. My work combines formal technical foundations — a postgraduate degree in mathematics and computer science, 155+ hours of accredited AI/ML training, and hands-on LLM evaluation experience — with domain thinking and communication skills built over 14 years of professional practice. I am particularly interested in agentic architectures, prompt engineering for production systems, and the business layer of AI implementation.</w:t>
+              <w:t>I design AI systems that solve real business problems. My work combines formal technical foundations - a postgraduate degree in mathematics and computer science, 155+ hours of accredited AI/ML training, and hands-on LLM evaluation experience - with domain thinking and communication skills built over 14 years of professional practice. I am particularly interested in agentic architectures, prompt engineering for production systems, and the business layer of AI implementation.</w:t>
             </w:r>
           </w:p>
           <w:p>
@@ -350,7 +350,7 @@
                 <w:szCs w:val="22"/>
                 <w:lang w:val="en-US"/>
               </w:rPr>
-              <w:t>3DSmart AI Orchestrator</w:t>
+              <w:t>TaskFlow Agentic Analytics</w:t>
             </w:r>
             <w:r>
               <w:rPr>
@@ -370,7 +370,7 @@
                 <w:szCs w:val="22"/>
                 <w:lang w:val="en-US"/>
               </w:rPr>
-              <w:t>Personal Project — Python, Gemini 2.5 Pro</w:t>
+              <w:t>Personal Project - Python, Gemini 2.5 Pro, SQLite</w:t>
             </w:r>
             <w:r>
               <w:rPr>
@@ -405,7 +405,7 @@
                 <w:szCs w:val="22"/>
                 <w:lang w:val="en-US"/>
               </w:rPr>
-              <w:t>Designed and built a 5-agent orchestration system for automated tender analysis in the renewable energy sector</w:t>
+              <w:t>Built a 6-agent LLM pipeline answering a vague boardroom question (why is MRR growth slowing?) for a SaaS business: data quality, analyst, SQL generator, validator, interpreter, advisor</w:t>
             </w:r>
           </w:p>
           <w:p>
@@ -430,7 +430,7 @@
                 <w:szCs w:val="22"/>
                 <w:lang w:val="en-US"/>
               </w:rPr>
-              <w:t>Pipeline: data normalisation (DNPA) → fact extraction (FEA) → compliance audit (CRAA) → technical feasibility (TSFA) → strategic recommendation (SOA)</w:t>
+              <w:t>Designed a deterministic SQL audit layer as ground truth to score the data quality agent: precision 1.00 (zero false positives), recall 0.79 on a clean statistical profile</w:t>
             </w:r>
           </w:p>
           <w:p>
@@ -455,7 +455,59 @@
                 <w:szCs w:val="22"/>
                 <w:lang w:val="en-US"/>
               </w:rPr>
-              <w:t>Processes procurement PDF/DOCX documents end-to-end; delivers a GO / NO-GO executive report in under 6 minutes</w:t>
+              <w:t>Single-author repair loop (validator flags, SQL generator self-corrects); built from scratch with Python, Gemini, SQLite, fully reproducible from a seeded script</w:t>
+            </w:r>
+          </w:p>
+          <w:p>
+            <w:pPr>
+              <w:spacing w:before="100"/>
+              <w:rPr>
+                <w:sz w:val="24"/>
+                <w:szCs w:val="24"/>
+                <w:lang w:val="en-US"/>
+              </w:rPr>
+            </w:pPr>
+            <w:r>
+              <w:rPr>
+                <w:rFonts w:ascii="Calibri" w:eastAsia="Calibri" w:hAnsi="Calibri" w:cs="Calibri"/>
+                <w:b/>
+                <w:bCs/>
+                <w:color w:val="111827"/>
+                <w:sz w:val="22"/>
+                <w:szCs w:val="22"/>
+                <w:lang w:val="en-US"/>
+              </w:rPr>
+              <w:t>3DSmart AI Orchestrator</w:t>
+            </w:r>
+            <w:r>
+              <w:rPr>
+                <w:rFonts w:ascii="Calibri" w:eastAsia="Calibri" w:hAnsi="Calibri" w:cs="Calibri"/>
+                <w:color w:val="4B5563"/>
+                <w:sz w:val="22"/>
+                <w:szCs w:val="22"/>
+                <w:lang w:val="en-US"/>
+              </w:rPr>
+              <w:t xml:space="preserve">  |  </w:t>
+            </w:r>
+            <w:r>
+              <w:rPr>
+                <w:rFonts w:ascii="Calibri" w:eastAsia="Calibri" w:hAnsi="Calibri" w:cs="Calibri"/>
+                <w:color w:val="111827"/>
+                <w:sz w:val="22"/>
+                <w:szCs w:val="22"/>
+                <w:lang w:val="en-US"/>
+              </w:rPr>
+              <w:t>Personal Project - Python, Gemini 2.5 Pro</w:t>
+            </w:r>
+            <w:r>
+              <w:rPr>
+                <w:rFonts w:ascii="Calibri" w:eastAsia="Calibri" w:hAnsi="Calibri" w:cs="Calibri"/>
+                <w:i/>
+                <w:iCs/>
+                <w:color w:val="4B5563"/>
+                <w:lang w:val="en-US"/>
+              </w:rPr>
+              <w:t xml:space="preserve">  |  2026</w:t>
             </w:r>
           </w:p>
           <w:p>
@@ -480,84 +532,7 @@
                 <w:szCs w:val="22"/>
                 <w:lang w:val="en-US"/>
               </w:rPr>
-              <w:t>Built with Google Gemini API, Python, Ip widgets UI, automated PDF export; designed inter-agent JSON contracts and domain-specific knowledge bases</w:t>
-            </w:r>
-          </w:p>
-          <w:p>
-            <w:pPr>
-              <w:pBdr>
-                <w:bottom w:val="single" w:sz="6" w:space="1" w:color="1A56DB"/>
-              </w:pBdr>
-              <w:spacing w:before="130" w:after="30"/>
-              <w:rPr>
-                <w:sz w:val="24"/>
-                <w:szCs w:val="24"/>
-                <w:lang w:val="en-US"/>
-              </w:rPr>
-            </w:pPr>
-            <w:r>
-              <w:rPr>
-                <w:rFonts w:ascii="Calibri" w:eastAsia="Calibri" w:hAnsi="Calibri" w:cs="Calibri"/>
-                <w:b/>
-                <w:bCs/>
-                <w:color w:val="1A56DB"/>
-                <w:sz w:val="24"/>
-                <w:szCs w:val="24"/>
-                <w:lang w:val="en-US"/>
-              </w:rPr>
-              <w:t>AI EXPERIENCE</w:t>
-            </w:r>
-          </w:p>
-          <w:p>
-            <w:pPr>
-              <w:spacing w:before="100"/>
-              <w:rPr>
-                <w:sz w:val="24"/>
-                <w:szCs w:val="24"/>
-                <w:lang w:val="en-US"/>
-              </w:rPr>
-            </w:pPr>
-            <w:r>
-              <w:rPr>
-                <w:rFonts w:ascii="Calibri" w:eastAsia="Calibri" w:hAnsi="Calibri" w:cs="Calibri"/>
-                <w:b/>
-                <w:bCs/>
-                <w:color w:val="111827"/>
-                <w:sz w:val="22"/>
-                <w:szCs w:val="22"/>
-                <w:lang w:val="en-US"/>
-              </w:rPr>
-              <w:t>AI Model Evaluator</w:t>
-            </w:r>
-            <w:r>
-              <w:rPr>
-                <w:rFonts w:ascii="Calibri" w:eastAsia="Calibri" w:hAnsi="Calibri" w:cs="Calibri"/>
-                <w:color w:val="4B5563"/>
-                <w:sz w:val="22"/>
-                <w:szCs w:val="22"/>
-                <w:lang w:val="en-US"/>
-              </w:rPr>
-              <w:t xml:space="preserve">  |  </w:t>
-            </w:r>
-            <w:r>
-              <w:rPr>
-                <w:rFonts w:ascii="Calibri" w:eastAsia="Calibri" w:hAnsi="Calibri" w:cs="Calibri"/>
-                <w:color w:val="111827"/>
-                <w:sz w:val="22"/>
-                <w:szCs w:val="22"/>
-                <w:lang w:val="en-US"/>
-              </w:rPr>
-              <w:t>Marketplace by Invisible</w:t>
-            </w:r>
-            <w:r>
-              <w:rPr>
-                <w:rFonts w:ascii="Calibri" w:eastAsia="Calibri" w:hAnsi="Calibri" w:cs="Calibri"/>
-                <w:i/>
-                <w:iCs/>
-                <w:color w:val="4B5563"/>
-                <w:lang w:val="en-US"/>
-              </w:rPr>
-              <w:t xml:space="preserve">  |  May 2026 — present</w:t>
+              <w:t>Designed and built a 5-agent orchestration system for automated tender analysis in the renewable energy sector</w:t>
             </w:r>
           </w:p>
           <w:p>
@@ -582,7 +557,7 @@
                 <w:szCs w:val="22"/>
                 <w:lang w:val="en-US"/>
               </w:rPr>
-              <w:t>Evaluating and improving AI model outputs across multiple project domains; assessing quality, alignment, and instruction-following</w:t>
+              <w:t>Pipeline: data normalisation (DNPA) → fact extraction (FEA) → compliance audit (CRAA) → technical feasibility (TSFA) → strategic recommendation (SOA)</w:t>
             </w:r>
           </w:p>
           <w:p>
@@ -607,59 +582,7 @@
                 <w:szCs w:val="22"/>
                 <w:lang w:val="en-US"/>
               </w:rPr>
-              <w:t>Applying structured evaluation criteria to identify edge cases and provide actionable feedback on model behaviour</w:t>
-            </w:r>
-          </w:p>
-          <w:p>
-            <w:pPr>
-              <w:spacing w:before="100"/>
-              <w:rPr>
-                <w:sz w:val="24"/>
-                <w:szCs w:val="24"/>
-                <w:lang w:val="en-US"/>
-              </w:rPr>
-            </w:pPr>
-            <w:r>
-              <w:rPr>
-                <w:rFonts w:ascii="Calibri" w:eastAsia="Calibri" w:hAnsi="Calibri" w:cs="Calibri"/>
-                <w:b/>
-                <w:bCs/>
-                <w:color w:val="111827"/>
-                <w:sz w:val="22"/>
-                <w:szCs w:val="22"/>
-                <w:lang w:val="en-US"/>
-              </w:rPr>
-              <w:t>AI Model Evaluator</w:t>
-            </w:r>
-            <w:r>
-              <w:rPr>
-                <w:rFonts w:ascii="Calibri" w:eastAsia="Calibri" w:hAnsi="Calibri" w:cs="Calibri"/>
-                <w:color w:val="4B5563"/>
-                <w:sz w:val="22"/>
-                <w:szCs w:val="22"/>
-                <w:lang w:val="en-US"/>
-              </w:rPr>
-              <w:t xml:space="preserve">  |  </w:t>
-            </w:r>
-            <w:r>
-              <w:rPr>
-                <w:rFonts w:ascii="Calibri" w:eastAsia="Calibri" w:hAnsi="Calibri" w:cs="Calibri"/>
-                <w:color w:val="111827"/>
-                <w:sz w:val="22"/>
-                <w:szCs w:val="22"/>
-                <w:lang w:val="en-US"/>
-              </w:rPr>
-              <w:t>Outlier AI</w:t>
-            </w:r>
-            <w:r>
-              <w:rPr>
-                <w:rFonts w:ascii="Calibri" w:eastAsia="Calibri" w:hAnsi="Calibri" w:cs="Calibri"/>
-                <w:i/>
-                <w:iCs/>
-                <w:color w:val="4B5563"/>
-                <w:lang w:val="en-US"/>
-              </w:rPr>
-              <w:t xml:space="preserve">  | 2025</w:t>
+              <w:t>Processes procurement PDF/DOCX documents end-to-end; delivers a GO / NO-GO executive report in under 6 minutes</w:t>
             </w:r>
           </w:p>
           <w:p>
@@ -684,7 +607,84 @@
                 <w:szCs w:val="22"/>
                 <w:lang w:val="en-US"/>
               </w:rPr>
-              <w:t>Evaluated LLM outputs and provided structured RLHF feedback across complex reasoning and instruction-following tasks</w:t>
+              <w:t>Built with Google Gemini API, Python, Ip widgets UI, automated PDF export; designed inter-agent JSON contracts and domain-specific knowledge bases</w:t>
+            </w:r>
+          </w:p>
+          <w:p>
+            <w:pPr>
+              <w:pBdr>
+                <w:bottom w:val="single" w:sz="6" w:space="1" w:color="1A56DB"/>
+              </w:pBdr>
+              <w:spacing w:before="130" w:after="30"/>
+              <w:rPr>
+                <w:sz w:val="24"/>
+                <w:szCs w:val="24"/>
+                <w:lang w:val="en-US"/>
+              </w:rPr>
+            </w:pPr>
+            <w:r>
+              <w:rPr>
+                <w:rFonts w:ascii="Calibri" w:eastAsia="Calibri" w:hAnsi="Calibri" w:cs="Calibri"/>
+                <w:b/>
+                <w:bCs/>
+                <w:color w:val="1A56DB"/>
+                <w:sz w:val="24"/>
+                <w:szCs w:val="24"/>
+                <w:lang w:val="en-US"/>
+              </w:rPr>
+              <w:t>AI EXPERIENCE</w:t>
+            </w:r>
+          </w:p>
+          <w:p>
+            <w:pPr>
+              <w:spacing w:before="100"/>
+              <w:rPr>
+                <w:sz w:val="24"/>
+                <w:szCs w:val="24"/>
+                <w:lang w:val="en-US"/>
+              </w:rPr>
+            </w:pPr>
+            <w:r>
+              <w:rPr>
+                <w:rFonts w:ascii="Calibri" w:eastAsia="Calibri" w:hAnsi="Calibri" w:cs="Calibri"/>
+                <w:b/>
+                <w:bCs/>
+                <w:color w:val="111827"/>
+                <w:sz w:val="22"/>
+                <w:szCs w:val="22"/>
+                <w:lang w:val="en-US"/>
+              </w:rPr>
+              <w:t>AI Model Evaluator</w:t>
+            </w:r>
+            <w:r>
+              <w:rPr>
+                <w:rFonts w:ascii="Calibri" w:eastAsia="Calibri" w:hAnsi="Calibri" w:cs="Calibri"/>
+                <w:color w:val="4B5563"/>
+                <w:sz w:val="22"/>
+                <w:szCs w:val="22"/>
+                <w:lang w:val="en-US"/>
+              </w:rPr>
+              <w:t xml:space="preserve">  |  </w:t>
+            </w:r>
+            <w:r>
+              <w:rPr>
+                <w:rFonts w:ascii="Calibri" w:eastAsia="Calibri" w:hAnsi="Calibri" w:cs="Calibri"/>
+                <w:color w:val="111827"/>
+                <w:sz w:val="22"/>
+                <w:szCs w:val="22"/>
+                <w:lang w:val="en-US"/>
+              </w:rPr>
+              <w:t>Freelance / Contract</w:t>
+            </w:r>
+            <w:r>
+              <w:rPr>
+                <w:rFonts w:ascii="Calibri" w:eastAsia="Calibri" w:hAnsi="Calibri" w:cs="Calibri"/>
+                <w:i/>
+                <w:iCs/>
+                <w:color w:val="4B5563"/>
+                <w:lang w:val="en-US"/>
+              </w:rPr>
+              <w:t xml:space="preserve">  |  2025 - present</w:t>
             </w:r>
           </w:p>
           <w:p>
@@ -709,140 +709,7 @@
                 <w:szCs w:val="22"/>
                 <w:lang w:val="en-US"/>
               </w:rPr>
-              <w:t>Assessed model responses for accuracy, coherence, and alignment; contributed to production training pipelines</w:t>
-            </w:r>
-          </w:p>
-          <w:p>
-            <w:pPr>
-              <w:pBdr>
-                <w:bottom w:val="single" w:sz="6" w:space="1" w:color="1A56DB"/>
-              </w:pBdr>
-              <w:spacing w:before="130" w:after="30"/>
-              <w:rPr>
-                <w:sz w:val="24"/>
-                <w:szCs w:val="24"/>
-                <w:lang w:val="en-US"/>
-              </w:rPr>
-            </w:pPr>
-            <w:r>
-              <w:rPr>
-                <w:rFonts w:ascii="Calibri" w:eastAsia="Calibri" w:hAnsi="Calibri" w:cs="Calibri"/>
-                <w:b/>
-                <w:bCs/>
-                <w:color w:val="1A56DB"/>
-                <w:sz w:val="24"/>
-                <w:szCs w:val="24"/>
-                <w:lang w:val="en-US"/>
-              </w:rPr>
-              <w:t>PROFESSIONAL EXPERIENCE</w:t>
-            </w:r>
-          </w:p>
-          <w:p>
-            <w:pPr>
-              <w:spacing w:before="100"/>
-              <w:rPr>
-                <w:sz w:val="24"/>
-                <w:szCs w:val="24"/>
-                <w:lang w:val="en-US"/>
-              </w:rPr>
-            </w:pPr>
-            <w:proofErr w:type="gramStart"/>
-            <w:r>
-              <w:rPr>
-                <w:rFonts w:ascii="Calibri" w:eastAsia="Calibri" w:hAnsi="Calibri" w:cs="Calibri"/>
-                <w:b/>
-                <w:bCs/>
-                <w:color w:val="111827"/>
-                <w:sz w:val="22"/>
-                <w:szCs w:val="22"/>
-                <w:lang w:val="en-US"/>
-              </w:rPr>
-              <w:t>Teacher</w:t>
-            </w:r>
-            <w:r>
-              <w:rPr>
-                <w:rFonts w:ascii="Calibri" w:eastAsia="Calibri" w:hAnsi="Calibri" w:cs="Calibri"/>
-                <w:color w:val="4B5563"/>
-                <w:sz w:val="22"/>
-                <w:szCs w:val="22"/>
-                <w:lang w:val="en-US"/>
-              </w:rPr>
-              <w:t xml:space="preserve">  |</w:t>
-            </w:r>
-            <w:proofErr w:type="gramEnd"/>
-            <w:r>
-              <w:rPr>
-                <w:rFonts w:ascii="Calibri" w:eastAsia="Calibri" w:hAnsi="Calibri" w:cs="Calibri"/>
-                <w:color w:val="4B5563"/>
-                <w:sz w:val="22"/>
-                <w:szCs w:val="22"/>
-                <w:lang w:val="en-US"/>
-              </w:rPr>
-              <w:t xml:space="preserve">  </w:t>
-            </w:r>
-            <w:proofErr w:type="spellStart"/>
-            <w:r>
-              <w:rPr>
-                <w:rFonts w:ascii="Calibri" w:eastAsia="Calibri" w:hAnsi="Calibri" w:cs="Calibri"/>
-                <w:color w:val="111827"/>
-                <w:sz w:val="22"/>
-                <w:szCs w:val="22"/>
-                <w:lang w:val="en-US"/>
-              </w:rPr>
-              <w:t>Czela</w:t>
-            </w:r>
-            <w:r>
-              <w:rPr>
-                <w:rFonts w:ascii="Calibri" w:eastAsia="Calibri" w:hAnsi="Calibri" w:cs="Calibri"/>
-                <w:color w:val="111827"/>
-                <w:sz w:val="22"/>
-                <w:szCs w:val="22"/>
-                <w:lang w:val="en-US"/>
-              </w:rPr>
-              <w:t>dź</w:t>
-            </w:r>
-            <w:proofErr w:type="spellEnd"/>
-            <w:r>
-              <w:rPr>
-                <w:rFonts w:ascii="Calibri" w:eastAsia="Calibri" w:hAnsi="Calibri" w:cs="Calibri"/>
-                <w:color w:val="111827"/>
-                <w:sz w:val="22"/>
-                <w:szCs w:val="22"/>
-                <w:lang w:val="en-US"/>
-              </w:rPr>
-              <w:t xml:space="preserve"> Primary School No. </w:t>
-            </w:r>
-            <w:proofErr w:type="gramStart"/>
-            <w:r>
-              <w:rPr>
-                <w:rFonts w:ascii="Calibri" w:eastAsia="Calibri" w:hAnsi="Calibri" w:cs="Calibri"/>
-                <w:color w:val="111827"/>
-                <w:sz w:val="22"/>
-                <w:szCs w:val="22"/>
-                <w:lang w:val="en-US"/>
-              </w:rPr>
-              <w:t>2</w:t>
-            </w:r>
-            <w:r>
-              <w:rPr>
-                <w:rFonts w:ascii="Calibri" w:eastAsia="Calibri" w:hAnsi="Calibri" w:cs="Calibri"/>
-                <w:i/>
-                <w:iCs/>
-                <w:color w:val="4B5563"/>
-                <w:lang w:val="en-US"/>
-              </w:rPr>
-              <w:t xml:space="preserve">  |</w:t>
-            </w:r>
-            <w:proofErr w:type="gramEnd"/>
-            <w:r>
-              <w:rPr>
-                <w:rFonts w:ascii="Calibri" w:eastAsia="Calibri" w:hAnsi="Calibri" w:cs="Calibri"/>
-                <w:i/>
-                <w:iCs/>
-                <w:color w:val="4B5563"/>
-                <w:lang w:val="en-US"/>
-              </w:rPr>
-              <w:t xml:space="preserve">  2019 — present</w:t>
+              <w:t>Evaluating and improving AI model outputs across multiple project domains; assessing quality, alignment, and instruction-following</w:t>
             </w:r>
           </w:p>
           <w:p>
@@ -867,7 +734,7 @@
                 <w:szCs w:val="22"/>
                 <w:lang w:val="en-US"/>
               </w:rPr>
-              <w:t>Designing and delivering structured learning programmes for diverse student groups; differentiating instruction based on individual needs and learning data</w:t>
+              <w:t>Applying structured evaluation criteria to identify edge cases and provide actionable feedback on model behaviour</w:t>
             </w:r>
           </w:p>
           <w:p>
@@ -892,110 +759,7 @@
                 <w:szCs w:val="22"/>
                 <w:lang w:val="en-US"/>
               </w:rPr>
-              <w:t>Managing stakeholder relationships with parents, school leadership, and external partners; coordinating multi-party projects</w:t>
-            </w:r>
-          </w:p>
-          <w:p>
-            <w:pPr>
-              <w:spacing w:before="100"/>
-              <w:rPr>
-                <w:sz w:val="24"/>
-                <w:szCs w:val="24"/>
-              </w:rPr>
-            </w:pPr>
-            <w:r>
-              <w:rPr>
-                <w:rFonts w:ascii="Calibri" w:eastAsia="Calibri" w:hAnsi="Calibri" w:cs="Calibri"/>
-                <w:b/>
-                <w:bCs/>
-                <w:color w:val="111827"/>
-                <w:sz w:val="22"/>
-                <w:szCs w:val="22"/>
-              </w:rPr>
-              <w:lastRenderedPageBreak/>
-              <w:t xml:space="preserve">Foundation </w:t>
-            </w:r>
-            <w:proofErr w:type="spellStart"/>
-            <w:proofErr w:type="gramStart"/>
-            <w:r>
-              <w:rPr>
-                <w:rFonts w:ascii="Calibri" w:eastAsia="Calibri" w:hAnsi="Calibri" w:cs="Calibri"/>
-                <w:b/>
-                <w:bCs/>
-                <w:color w:val="111827"/>
-                <w:sz w:val="22"/>
-                <w:szCs w:val="22"/>
-              </w:rPr>
-              <w:t>President</w:t>
-            </w:r>
-            <w:proofErr w:type="spellEnd"/>
-            <w:r>
-              <w:rPr>
-                <w:rFonts w:ascii="Calibri" w:eastAsia="Calibri" w:hAnsi="Calibri" w:cs="Calibri"/>
-                <w:color w:val="4B5563"/>
-                <w:sz w:val="22"/>
-                <w:szCs w:val="22"/>
-              </w:rPr>
-              <w:t xml:space="preserve">  |</w:t>
-            </w:r>
-            <w:proofErr w:type="gramEnd"/>
-            <w:r>
-              <w:rPr>
-                <w:rFonts w:ascii="Calibri" w:eastAsia="Calibri" w:hAnsi="Calibri" w:cs="Calibri"/>
-                <w:color w:val="4B5563"/>
-                <w:sz w:val="22"/>
-                <w:szCs w:val="22"/>
-              </w:rPr>
-              <w:t xml:space="preserve">  </w:t>
-            </w:r>
-            <w:proofErr w:type="spellStart"/>
-            <w:r>
-              <w:rPr>
-                <w:rFonts w:ascii="Calibri" w:eastAsia="Calibri" w:hAnsi="Calibri" w:cs="Calibri"/>
-                <w:color w:val="111827"/>
-                <w:sz w:val="22"/>
-                <w:szCs w:val="22"/>
-              </w:rPr>
-              <w:t>Adeodat</w:t>
-            </w:r>
-            <w:proofErr w:type="spellEnd"/>
-            <w:r>
-              <w:rPr>
-                <w:rFonts w:ascii="Calibri" w:eastAsia="Calibri" w:hAnsi="Calibri" w:cs="Calibri"/>
-                <w:color w:val="111827"/>
-                <w:sz w:val="22"/>
-                <w:szCs w:val="22"/>
-              </w:rPr>
-              <w:t xml:space="preserve"> </w:t>
-            </w:r>
-            <w:proofErr w:type="gramStart"/>
-            <w:r>
-              <w:rPr>
-                <w:rFonts w:ascii="Calibri" w:eastAsia="Calibri" w:hAnsi="Calibri" w:cs="Calibri"/>
-                <w:color w:val="111827"/>
-                <w:sz w:val="22"/>
-                <w:szCs w:val="22"/>
-              </w:rPr>
-              <w:t>Foundation</w:t>
-            </w:r>
-            <w:r>
-              <w:rPr>
-                <w:rFonts w:ascii="Calibri" w:eastAsia="Calibri" w:hAnsi="Calibri" w:cs="Calibri"/>
-                <w:i/>
-                <w:iCs/>
-                <w:color w:val="4B5563"/>
-              </w:rPr>
-              <w:t xml:space="preserve">  |</w:t>
-            </w:r>
-            <w:proofErr w:type="gramEnd"/>
-            <w:r>
-              <w:rPr>
-                <w:rFonts w:ascii="Calibri" w:eastAsia="Calibri" w:hAnsi="Calibri" w:cs="Calibri"/>
-                <w:i/>
-                <w:iCs/>
-                <w:color w:val="4B5563"/>
-              </w:rPr>
-              <w:t xml:space="preserve">  2022 — 2025</w:t>
+              <w:t>Evaluated LLM outputs and provided structured RLHF feedback across complex reasoning and instruction-following tasks</w:t>
             </w:r>
           </w:p>
           <w:p>
@@ -1020,7 +784,85 @@
                 <w:szCs w:val="22"/>
                 <w:lang w:val="en-US"/>
               </w:rPr>
-              <w:t>Led strategic direction, external partnerships, and stakeholder management for a non-profit organisation</w:t>
+              <w:lastRenderedPageBreak/>
+              <w:t>Assessed model responses for accuracy, coherence, and alignment; contributed to production training pipelines</w:t>
+            </w:r>
+          </w:p>
+          <w:p>
+            <w:pPr>
+              <w:pBdr>
+                <w:bottom w:val="single" w:sz="6" w:space="1" w:color="1A56DB"/>
+              </w:pBdr>
+              <w:spacing w:before="130" w:after="30"/>
+              <w:rPr>
+                <w:sz w:val="24"/>
+                <w:szCs w:val="24"/>
+                <w:lang w:val="en-US"/>
+              </w:rPr>
+            </w:pPr>
+            <w:r>
+              <w:rPr>
+                <w:rFonts w:ascii="Calibri" w:eastAsia="Calibri" w:hAnsi="Calibri" w:cs="Calibri"/>
+                <w:b/>
+                <w:bCs/>
+                <w:color w:val="1A56DB"/>
+                <w:sz w:val="24"/>
+                <w:szCs w:val="24"/>
+                <w:lang w:val="en-US"/>
+              </w:rPr>
+              <w:t>PROFESSIONAL EXPERIENCE</w:t>
+            </w:r>
+          </w:p>
+          <w:p>
+            <w:pPr>
+              <w:spacing w:before="100"/>
+              <w:rPr>
+                <w:sz w:val="24"/>
+                <w:szCs w:val="24"/>
+                <w:lang w:val="en-US"/>
+              </w:rPr>
+            </w:pPr>
+            <w:r>
+              <w:rPr>
+                <w:rFonts w:ascii="Calibri" w:eastAsia="Calibri" w:hAnsi="Calibri" w:cs="Calibri"/>
+                <w:b/>
+                <w:bCs/>
+                <w:color w:val="111827"/>
+                <w:sz w:val="22"/>
+                <w:szCs w:val="22"/>
+                <w:lang w:val="en-US"/>
+              </w:rPr>
+              <w:t>Teacher</w:t>
+            </w:r>
+            <w:r>
+              <w:rPr>
+                <w:rFonts w:ascii="Calibri" w:eastAsia="Calibri" w:hAnsi="Calibri" w:cs="Calibri"/>
+                <w:color w:val="4B5563"/>
+                <w:sz w:val="22"/>
+                <w:szCs w:val="22"/>
+                <w:lang w:val="en-US"/>
+              </w:rPr>
+              <w:t xml:space="preserve">  |  </w:t>
+            </w:r>
+            <w:r>
+              <w:rPr>
+                <w:rFonts w:ascii="Calibri" w:eastAsia="Calibri" w:hAnsi="Calibri" w:cs="Calibri"/>
+                <w:color w:val="111827"/>
+                <w:sz w:val="22"/>
+                <w:szCs w:val="22"/>
+                <w:lang w:val="en-US"/>
+              </w:rPr>
+              <w:t>Czeladź Primary School No. 2</w:t>
+            </w:r>
+            <w:r>
+              <w:rPr>
+                <w:rFonts w:ascii="Calibri" w:eastAsia="Calibri" w:hAnsi="Calibri" w:cs="Calibri"/>
+                <w:i/>
+                <w:iCs/>
+                <w:color w:val="4B5563"/>
+                <w:lang w:val="en-US"/>
+              </w:rPr>
+              <w:t xml:space="preserve">  |  2019 - present</w:t>
             </w:r>
           </w:p>
           <w:p>
@@ -1045,7 +887,7 @@
                 <w:szCs w:val="22"/>
                 <w:lang w:val="en-US"/>
               </w:rPr>
-              <w:t>Designed and coordinated multi-party projects, ensuring execution across distributed teams</w:t>
+              <w:t>Designing and delivering structured learning programmes; differentiating instruction using individual needs and learning data</w:t>
             </w:r>
           </w:p>
           <w:p>
@@ -1070,7 +912,7 @@
                 <w:szCs w:val="22"/>
                 <w:lang w:val="en-US"/>
               </w:rPr>
-              <w:t>Developed and managed grant applications; represented the Foundation in institutional relations</w:t>
+              <w:t>Managing stakeholder relationships and coordinating multi-party projects with school leadership and external partners</w:t>
             </w:r>
           </w:p>
           <w:p>
@@ -1089,17 +931,15 @@
                 <w:color w:val="111827"/>
                 <w:sz w:val="22"/>
                 <w:szCs w:val="22"/>
-                <w:lang w:val="en-US"/>
-              </w:rPr>
-              <w:t>Board Assistant</w:t>
-            </w:r>
-            <w:r>
-              <w:rPr>
-                <w:rFonts w:ascii="Calibri" w:eastAsia="Calibri" w:hAnsi="Calibri" w:cs="Calibri"/>
-                <w:color w:val="4B5563"/>
-                <w:sz w:val="22"/>
-                <w:szCs w:val="22"/>
-                <w:lang w:val="en-US"/>
+              </w:rPr>
+              <w:t>Foundation President</w:t>
+            </w:r>
+            <w:r>
+              <w:rPr>
+                <w:rFonts w:ascii="Calibri" w:eastAsia="Calibri" w:hAnsi="Calibri" w:cs="Calibri"/>
+                <w:color w:val="4B5563"/>
+                <w:sz w:val="22"/>
+                <w:szCs w:val="22"/>
               </w:rPr>
               <w:t xml:space="preserve">  |  </w:t>
             </w:r>
@@ -1109,9 +949,8 @@
                 <w:color w:val="111827"/>
                 <w:sz w:val="22"/>
                 <w:szCs w:val="22"/>
-                <w:lang w:val="en-US"/>
-              </w:rPr>
-              <w:t>MO40 Sp. z o.o.</w:t>
+              </w:rPr>
+              <w:t>Adeodat Foundation</w:t>
             </w:r>
             <w:r>
               <w:rPr>
@@ -1119,18 +958,8 @@
                 <w:i/>
                 <w:iCs/>
                 <w:color w:val="4B5563"/>
-                <w:lang w:val="en-US"/>
-              </w:rPr>
-              <w:t xml:space="preserve">  </w:t>
-            </w:r>
-            <w:r>
-              <w:rPr>
-                <w:rFonts w:ascii="Calibri" w:eastAsia="Calibri" w:hAnsi="Calibri" w:cs="Calibri"/>
-                <w:i/>
-                <w:iCs/>
-                <w:color w:val="4B5563"/>
-              </w:rPr>
-              <w:t>|  2022 — 2023</w:t>
+              </w:rPr>
+              <w:t xml:space="preserve">  |  2022 - 2025</w:t>
             </w:r>
           </w:p>
           <w:p>
@@ -1155,7 +984,7 @@
                 <w:szCs w:val="22"/>
                 <w:lang w:val="en-US"/>
               </w:rPr>
-              <w:t>Created structured documentation, reports, and presentations for board-level stakeholders</w:t>
+              <w:t>Led strategic direction, external partnerships, and stakeholder management for a non-profit organisation</w:t>
             </w:r>
           </w:p>
           <w:p>
@@ -1180,59 +1009,7 @@
                 <w:szCs w:val="22"/>
                 <w:lang w:val="en-US"/>
               </w:rPr>
-              <w:t>Provided graphic and web design support for presentations and online content</w:t>
-            </w:r>
-          </w:p>
-          <w:p>
-            <w:pPr>
-              <w:spacing w:before="100"/>
-              <w:rPr>
-                <w:sz w:val="24"/>
-                <w:szCs w:val="24"/>
-                <w:lang w:val="en-US"/>
-              </w:rPr>
-            </w:pPr>
-            <w:r>
-              <w:rPr>
-                <w:rFonts w:ascii="Calibri" w:eastAsia="Calibri" w:hAnsi="Calibri" w:cs="Calibri"/>
-                <w:b/>
-                <w:bCs/>
-                <w:color w:val="111827"/>
-                <w:sz w:val="22"/>
-                <w:szCs w:val="22"/>
-                <w:lang w:val="en-US"/>
-              </w:rPr>
-              <w:t>University Instructor</w:t>
-            </w:r>
-            <w:r>
-              <w:rPr>
-                <w:rFonts w:ascii="Calibri" w:eastAsia="Calibri" w:hAnsi="Calibri" w:cs="Calibri"/>
-                <w:color w:val="4B5563"/>
-                <w:sz w:val="22"/>
-                <w:szCs w:val="22"/>
-                <w:lang w:val="en-US"/>
-              </w:rPr>
-              <w:t xml:space="preserve">  |  </w:t>
-            </w:r>
-            <w:r>
-              <w:rPr>
-                <w:rFonts w:ascii="Calibri" w:eastAsia="Calibri" w:hAnsi="Calibri" w:cs="Calibri"/>
-                <w:color w:val="111827"/>
-                <w:sz w:val="22"/>
-                <w:szCs w:val="22"/>
-                <w:lang w:val="en-US"/>
-              </w:rPr>
-              <w:t>Institute of Media and Journalism Education, UKSW Warsaw</w:t>
-            </w:r>
-            <w:r>
-              <w:rPr>
-                <w:rFonts w:ascii="Calibri" w:eastAsia="Calibri" w:hAnsi="Calibri" w:cs="Calibri"/>
-                <w:i/>
-                <w:iCs/>
-                <w:color w:val="4B5563"/>
-                <w:lang w:val="en-US"/>
-              </w:rPr>
-              <w:t xml:space="preserve">  |  2012 — 2017</w:t>
+              <w:t>Designed and coordinated multi-party projects, ensuring execution across distributed teams</w:t>
             </w:r>
           </w:p>
           <w:p>
@@ -1257,7 +1034,67 @@
                 <w:szCs w:val="22"/>
                 <w:lang w:val="en-US"/>
               </w:rPr>
-              <w:t>Designed and delivered academic courses; developed syllabi, materials, and assessments to meet academic standards</w:t>
+              <w:t>Developed and managed grant applications; represented the Foundation in institutional relations</w:t>
+            </w:r>
+          </w:p>
+          <w:p>
+            <w:pPr>
+              <w:spacing w:before="100"/>
+              <w:rPr>
+                <w:sz w:val="24"/>
+                <w:szCs w:val="24"/>
+              </w:rPr>
+            </w:pPr>
+            <w:r>
+              <w:rPr>
+                <w:rFonts w:ascii="Calibri" w:eastAsia="Calibri" w:hAnsi="Calibri" w:cs="Calibri"/>
+                <w:b/>
+                <w:bCs/>
+                <w:color w:val="111827"/>
+                <w:sz w:val="22"/>
+                <w:szCs w:val="22"/>
+                <w:lang w:val="en-US"/>
+              </w:rPr>
+              <w:t>Board Assistant</w:t>
+            </w:r>
+            <w:r>
+              <w:rPr>
+                <w:rFonts w:ascii="Calibri" w:eastAsia="Calibri" w:hAnsi="Calibri" w:cs="Calibri"/>
+                <w:color w:val="4B5563"/>
+                <w:sz w:val="22"/>
+                <w:szCs w:val="22"/>
+                <w:lang w:val="en-US"/>
+              </w:rPr>
+              <w:t xml:space="preserve">  |  </w:t>
+            </w:r>
+            <w:r>
+              <w:rPr>
+                <w:rFonts w:ascii="Calibri" w:eastAsia="Calibri" w:hAnsi="Calibri" w:cs="Calibri"/>
+                <w:color w:val="111827"/>
+                <w:sz w:val="22"/>
+                <w:szCs w:val="22"/>
+                <w:lang w:val="en-US"/>
+              </w:rPr>
+              <w:t>MO40 Sp. z o.o.</w:t>
+            </w:r>
+            <w:r>
+              <w:rPr>
+                <w:rFonts w:ascii="Calibri" w:eastAsia="Calibri" w:hAnsi="Calibri" w:cs="Calibri"/>
+                <w:i/>
+                <w:iCs/>
+                <w:color w:val="4B5563"/>
+                <w:lang w:val="en-US"/>
+              </w:rPr>
+              <w:t xml:space="preserve">  </w:t>
+            </w:r>
+            <w:r>
+              <w:rPr>
+                <w:rFonts w:ascii="Calibri" w:eastAsia="Calibri" w:hAnsi="Calibri" w:cs="Calibri"/>
+                <w:i/>
+                <w:iCs/>
+                <w:color w:val="4B5563"/>
+              </w:rPr>
+              <w:t>|  2022 - 2023</w:t>
             </w:r>
           </w:p>
           <w:p>
@@ -1282,59 +1119,7 @@
                 <w:szCs w:val="22"/>
                 <w:lang w:val="en-US"/>
               </w:rPr>
-              <w:t>Conducted and published peer-reviewed research; mentored students on academic, research, and career development</w:t>
-            </w:r>
-          </w:p>
-          <w:p>
-            <w:pPr>
-              <w:spacing w:before="100"/>
-              <w:rPr>
-                <w:sz w:val="24"/>
-                <w:szCs w:val="24"/>
-                <w:lang w:val="en-US"/>
-              </w:rPr>
-            </w:pPr>
-            <w:r>
-              <w:rPr>
-                <w:rFonts w:ascii="Calibri" w:eastAsia="Calibri" w:hAnsi="Calibri" w:cs="Calibri"/>
-                <w:b/>
-                <w:bCs/>
-                <w:color w:val="111827"/>
-                <w:sz w:val="22"/>
-                <w:szCs w:val="22"/>
-                <w:lang w:val="en-US"/>
-              </w:rPr>
-              <w:t>Teacher</w:t>
-            </w:r>
-            <w:r>
-              <w:rPr>
-                <w:rFonts w:ascii="Calibri" w:eastAsia="Calibri" w:hAnsi="Calibri" w:cs="Calibri"/>
-                <w:color w:val="4B5563"/>
-                <w:sz w:val="22"/>
-                <w:szCs w:val="22"/>
-                <w:lang w:val="en-US"/>
-              </w:rPr>
-              <w:t xml:space="preserve">  |  </w:t>
-            </w:r>
-            <w:r>
-              <w:rPr>
-                <w:rFonts w:ascii="Calibri" w:eastAsia="Calibri" w:hAnsi="Calibri" w:cs="Calibri"/>
-                <w:color w:val="111827"/>
-                <w:sz w:val="22"/>
-                <w:szCs w:val="22"/>
-                <w:lang w:val="en-US"/>
-              </w:rPr>
-              <w:t>Warsaw Integration School No. 71  |  Youth Sociotherapy Centre No. 6</w:t>
-            </w:r>
-            <w:r>
-              <w:rPr>
-                <w:rFonts w:ascii="Calibri" w:eastAsia="Calibri" w:hAnsi="Calibri" w:cs="Calibri"/>
-                <w:i/>
-                <w:iCs/>
-                <w:color w:val="4B5563"/>
-                <w:lang w:val="en-US"/>
-              </w:rPr>
-              <w:t xml:space="preserve">  |  2010 — 2018</w:t>
+              <w:t>Created structured documentation, reports, and presentations for board-level stakeholders</w:t>
             </w:r>
           </w:p>
           <w:p>
@@ -1359,7 +1144,59 @@
                 <w:szCs w:val="22"/>
                 <w:lang w:val="en-US"/>
               </w:rPr>
-              <w:t>Designed and delivered differentiated instruction using specialised materials and assistive technologies for children with varying abilities</w:t>
+              <w:t>Provided graphic and web design support for presentations and online content</w:t>
+            </w:r>
+          </w:p>
+          <w:p>
+            <w:pPr>
+              <w:spacing w:before="100"/>
+              <w:rPr>
+                <w:sz w:val="24"/>
+                <w:szCs w:val="24"/>
+                <w:lang w:val="en-US"/>
+              </w:rPr>
+            </w:pPr>
+            <w:r>
+              <w:rPr>
+                <w:rFonts w:ascii="Calibri" w:eastAsia="Calibri" w:hAnsi="Calibri" w:cs="Calibri"/>
+                <w:b/>
+                <w:bCs/>
+                <w:color w:val="111827"/>
+                <w:sz w:val="22"/>
+                <w:szCs w:val="22"/>
+                <w:lang w:val="en-US"/>
+              </w:rPr>
+              <w:t>University Instructor</w:t>
+            </w:r>
+            <w:r>
+              <w:rPr>
+                <w:rFonts w:ascii="Calibri" w:eastAsia="Calibri" w:hAnsi="Calibri" w:cs="Calibri"/>
+                <w:color w:val="4B5563"/>
+                <w:sz w:val="22"/>
+                <w:szCs w:val="22"/>
+                <w:lang w:val="en-US"/>
+              </w:rPr>
+              <w:t xml:space="preserve">  |  </w:t>
+            </w:r>
+            <w:r>
+              <w:rPr>
+                <w:rFonts w:ascii="Calibri" w:eastAsia="Calibri" w:hAnsi="Calibri" w:cs="Calibri"/>
+                <w:color w:val="111827"/>
+                <w:sz w:val="22"/>
+                <w:szCs w:val="22"/>
+                <w:lang w:val="en-US"/>
+              </w:rPr>
+              <w:t>Institute of Media and Journalism Education, UKSW Warsaw</w:t>
+            </w:r>
+            <w:r>
+              <w:rPr>
+                <w:rFonts w:ascii="Calibri" w:eastAsia="Calibri" w:hAnsi="Calibri" w:cs="Calibri"/>
+                <w:i/>
+                <w:iCs/>
+                <w:color w:val="4B5563"/>
+                <w:lang w:val="en-US"/>
+              </w:rPr>
+              <w:t xml:space="preserve">  |  2012 - 2017</w:t>
             </w:r>
           </w:p>
           <w:p>
@@ -1384,59 +1221,7 @@
                 <w:szCs w:val="22"/>
                 <w:lang w:val="en-US"/>
               </w:rPr>
-              <w:t>Collaborated closely with therapists, counsellors, and specialist teams to develop individual support plans for students</w:t>
-            </w:r>
-          </w:p>
-          <w:p>
-            <w:pPr>
-              <w:spacing w:before="100"/>
-              <w:rPr>
-                <w:sz w:val="24"/>
-                <w:szCs w:val="24"/>
-                <w:lang w:val="en-US"/>
-              </w:rPr>
-            </w:pPr>
-            <w:r>
-              <w:rPr>
-                <w:rFonts w:ascii="Calibri" w:eastAsia="Calibri" w:hAnsi="Calibri" w:cs="Calibri"/>
-                <w:b/>
-                <w:bCs/>
-                <w:color w:val="111827"/>
-                <w:sz w:val="22"/>
-                <w:szCs w:val="22"/>
-                <w:lang w:val="en-US"/>
-              </w:rPr>
-              <w:t>Teacher</w:t>
-            </w:r>
-            <w:r>
-              <w:rPr>
-                <w:rFonts w:ascii="Calibri" w:eastAsia="Calibri" w:hAnsi="Calibri" w:cs="Calibri"/>
-                <w:color w:val="4B5563"/>
-                <w:sz w:val="22"/>
-                <w:szCs w:val="22"/>
-                <w:lang w:val="en-US"/>
-              </w:rPr>
-              <w:t xml:space="preserve">  |  </w:t>
-            </w:r>
-            <w:r>
-              <w:rPr>
-                <w:rFonts w:ascii="Calibri" w:eastAsia="Calibri" w:hAnsi="Calibri" w:cs="Calibri"/>
-                <w:color w:val="111827"/>
-                <w:sz w:val="22"/>
-                <w:szCs w:val="22"/>
-                <w:lang w:val="en-US"/>
-              </w:rPr>
-              <w:t>Łazy Primary School No. 1</w:t>
-            </w:r>
-            <w:r>
-              <w:rPr>
-                <w:rFonts w:ascii="Calibri" w:eastAsia="Calibri" w:hAnsi="Calibri" w:cs="Calibri"/>
-                <w:i/>
-                <w:iCs/>
-                <w:color w:val="4B5563"/>
-                <w:lang w:val="en-US"/>
-              </w:rPr>
-              <w:t xml:space="preserve">  |  2018 — 2019</w:t>
+              <w:t>Designed and delivered academic courses; developed syllabi, materials, and assessments</w:t>
             </w:r>
           </w:p>
           <w:p>
@@ -1461,7 +1246,7 @@
                 <w:szCs w:val="22"/>
                 <w:lang w:val="en-US"/>
               </w:rPr>
-              <w:t>Led the school’s Caritas charity club and coordinated an ecology project (Laudato Si) financed by a Caritas Poland grant</w:t>
+              <w:t>Conducted and published peer-reviewed research; mentored students on research and career development</w:t>
             </w:r>
           </w:p>
           <w:p>
@@ -1483,7 +1268,7 @@
                 <w:szCs w:val="22"/>
                 <w:lang w:val="en-US"/>
               </w:rPr>
-              <w:t>Reporter &amp; Screenwriter</w:t>
+              <w:t>Teacher</w:t>
             </w:r>
             <w:r>
               <w:rPr>
@@ -1503,7 +1288,7 @@
                 <w:szCs w:val="22"/>
                 <w:lang w:val="en-US"/>
               </w:rPr>
-              <w:t>Student Web TV TVPW</w:t>
+              <w:t>Warsaw Integration School No. 71, Łazy Primary School No. 1</w:t>
             </w:r>
             <w:r>
               <w:rPr>
@@ -1513,7 +1298,7 @@
                 <w:color w:val="4B5563"/>
                 <w:lang w:val="en-US"/>
               </w:rPr>
-              <w:t xml:space="preserve">  |  2008 — 2010</w:t>
+              <w:t xml:space="preserve">  |  2010 - 2019</w:t>
             </w:r>
           </w:p>
           <w:p>
@@ -1538,54 +1323,7 @@
                 <w:szCs w:val="22"/>
                 <w:lang w:val="en-US"/>
               </w:rPr>
-              <w:t>Wrote scripts, conducted interviews, and coordinated reports for web TV productions; supported promotional efforts</w:t>
-            </w:r>
-          </w:p>
-          <w:p>
-            <w:pPr>
-              <w:spacing w:before="100"/>
-              <w:rPr>
-                <w:sz w:val="24"/>
-                <w:szCs w:val="24"/>
-              </w:rPr>
-            </w:pPr>
-            <w:r>
-              <w:rPr>
-                <w:rFonts w:ascii="Calibri" w:eastAsia="Calibri" w:hAnsi="Calibri" w:cs="Calibri"/>
-                <w:b/>
-                <w:bCs/>
-                <w:color w:val="111827"/>
-                <w:sz w:val="22"/>
-                <w:szCs w:val="22"/>
-              </w:rPr>
-              <w:t>Intern</w:t>
-            </w:r>
-            <w:r>
-              <w:rPr>
-                <w:rFonts w:ascii="Calibri" w:eastAsia="Calibri" w:hAnsi="Calibri" w:cs="Calibri"/>
-                <w:color w:val="4B5563"/>
-                <w:sz w:val="22"/>
-                <w:szCs w:val="22"/>
-              </w:rPr>
-              <w:t xml:space="preserve">  |  </w:t>
-            </w:r>
-            <w:r>
-              <w:rPr>
-                <w:rFonts w:ascii="Calibri" w:eastAsia="Calibri" w:hAnsi="Calibri" w:cs="Calibri"/>
-                <w:color w:val="111827"/>
-                <w:sz w:val="22"/>
-                <w:szCs w:val="22"/>
-              </w:rPr>
-              <w:t>TVP Sport</w:t>
-            </w:r>
-            <w:r>
-              <w:rPr>
-                <w:rFonts w:ascii="Calibri" w:eastAsia="Calibri" w:hAnsi="Calibri" w:cs="Calibri"/>
-                <w:i/>
-                <w:iCs/>
-                <w:color w:val="4B5563"/>
-              </w:rPr>
-              <w:t xml:space="preserve">  |  2009</w:t>
+              <w:t>Designed and delivered differentiated instruction using specialised materials and assistive technologies for children with varying abilities</w:t>
             </w:r>
           </w:p>
           <w:p>
@@ -1610,32 +1348,7 @@
                 <w:szCs w:val="22"/>
                 <w:lang w:val="en-US"/>
               </w:rPr>
-              <w:t>Edited web content and created visuals for the station’s website; assisted with CMS management</w:t>
-            </w:r>
-          </w:p>
-          <w:p>
-            <w:pPr>
-              <w:pBdr>
-                <w:bottom w:val="single" w:sz="6" w:space="1" w:color="1A56DB"/>
-              </w:pBdr>
-              <w:spacing w:before="130" w:after="30"/>
-              <w:rPr>
-                <w:sz w:val="24"/>
-                <w:szCs w:val="24"/>
-                <w:lang w:val="en-US"/>
-              </w:rPr>
-            </w:pPr>
-            <w:r>
-              <w:rPr>
-                <w:rFonts w:ascii="Calibri" w:eastAsia="Calibri" w:hAnsi="Calibri" w:cs="Calibri"/>
-                <w:b/>
-                <w:bCs/>
-                <w:color w:val="1A56DB"/>
-                <w:sz w:val="24"/>
-                <w:szCs w:val="24"/>
-                <w:lang w:val="en-US"/>
-              </w:rPr>
-              <w:t>AI PORTFOLIO &amp; LINKS</w:t>
+              <w:t>Collaborated closely with therapists, counsellors, and specialist teams to develop individual support plans for students</w:t>
             </w:r>
           </w:p>
           <w:p>
@@ -1657,7 +1370,7 @@
                 <w:szCs w:val="22"/>
                 <w:lang w:val="en-US"/>
               </w:rPr>
-              <w:t>3DSmart — Technical Documentation</w:t>
+              <w:t>Reporter &amp; Screenwriter</w:t>
             </w:r>
             <w:r>
               <w:rPr>
@@ -1677,7 +1390,7 @@
                 <w:szCs w:val="22"/>
                 <w:lang w:val="en-US"/>
               </w:rPr>
-              <w:t>GitHub / Google Colab</w:t>
+              <w:t>Student Web TV TVPW</w:t>
             </w:r>
             <w:r>
               <w:rPr>
@@ -1687,7 +1400,7 @@
                 <w:color w:val="4B5563"/>
                 <w:lang w:val="en-US"/>
               </w:rPr>
-              <w:t xml:space="preserve">  |  Apr 2026</w:t>
+              <w:t xml:space="preserve">  |  2008 - 2010</w:t>
             </w:r>
           </w:p>
           <w:p>
@@ -1712,7 +1425,54 @@
                 <w:szCs w:val="22"/>
                 <w:lang w:val="en-US"/>
               </w:rPr>
-              <w:t>30-page technical spec: agent configs, JSON contracts, pipeline diagram, scoring model</w:t>
+              <w:t>Wrote scripts, conducted interviews, and coordinated reports for web TV productions; supported promotional efforts</w:t>
+            </w:r>
+          </w:p>
+          <w:p>
+            <w:pPr>
+              <w:spacing w:before="100"/>
+              <w:rPr>
+                <w:sz w:val="24"/>
+                <w:szCs w:val="24"/>
+              </w:rPr>
+            </w:pPr>
+            <w:r>
+              <w:rPr>
+                <w:rFonts w:ascii="Calibri" w:eastAsia="Calibri" w:hAnsi="Calibri" w:cs="Calibri"/>
+                <w:b/>
+                <w:bCs/>
+                <w:color w:val="111827"/>
+                <w:sz w:val="22"/>
+                <w:szCs w:val="22"/>
+              </w:rPr>
+              <w:t>Intern</w:t>
+            </w:r>
+            <w:r>
+              <w:rPr>
+                <w:rFonts w:ascii="Calibri" w:eastAsia="Calibri" w:hAnsi="Calibri" w:cs="Calibri"/>
+                <w:color w:val="4B5563"/>
+                <w:sz w:val="22"/>
+                <w:szCs w:val="22"/>
+              </w:rPr>
+              <w:t xml:space="preserve">  |  </w:t>
+            </w:r>
+            <w:r>
+              <w:rPr>
+                <w:rFonts w:ascii="Calibri" w:eastAsia="Calibri" w:hAnsi="Calibri" w:cs="Calibri"/>
+                <w:color w:val="111827"/>
+                <w:sz w:val="22"/>
+                <w:szCs w:val="22"/>
+              </w:rPr>
+              <w:t>TVP Sport</w:t>
+            </w:r>
+            <w:r>
+              <w:rPr>
+                <w:rFonts w:ascii="Calibri" w:eastAsia="Calibri" w:hAnsi="Calibri" w:cs="Calibri"/>
+                <w:i/>
+                <w:iCs/>
+                <w:color w:val="4B5563"/>
+              </w:rPr>
+              <w:t xml:space="preserve">  |  2009</w:t>
             </w:r>
           </w:p>
           <w:p>
@@ -1737,7 +1497,32 @@
                 <w:szCs w:val="22"/>
                 <w:lang w:val="en-US"/>
               </w:rPr>
-              <w:t>github.com/KinRap — Python source, ipywidgets UI, automated PDF export</w:t>
+              <w:t>Edited web content and created visuals for the station’s website; assisted with CMS management</w:t>
+            </w:r>
+          </w:p>
+          <w:p>
+            <w:pPr>
+              <w:pBdr>
+                <w:bottom w:val="single" w:sz="6" w:space="1" w:color="1A56DB"/>
+              </w:pBdr>
+              <w:spacing w:before="130" w:after="30"/>
+              <w:rPr>
+                <w:sz w:val="24"/>
+                <w:szCs w:val="24"/>
+                <w:lang w:val="en-US"/>
+              </w:rPr>
+            </w:pPr>
+            <w:r>
+              <w:rPr>
+                <w:rFonts w:ascii="Calibri" w:eastAsia="Calibri" w:hAnsi="Calibri" w:cs="Calibri"/>
+                <w:b/>
+                <w:bCs/>
+                <w:color w:val="1A56DB"/>
+                <w:sz w:val="24"/>
+                <w:szCs w:val="24"/>
+                <w:lang w:val="en-US"/>
+              </w:rPr>
+              <w:t>AI PORTFOLIO &amp; LINKS</w:t>
             </w:r>
           </w:p>
           <w:p>
@@ -1759,7 +1544,7 @@
                 <w:szCs w:val="22"/>
                 <w:lang w:val="en-US"/>
               </w:rPr>
-              <w:t>Technical Writing Portfolio</w:t>
+              <w:t>3DSmart - Technical Documentation</w:t>
             </w:r>
             <w:r>
               <w:rPr>
@@ -1779,7 +1564,7 @@
                 <w:szCs w:val="22"/>
                 <w:lang w:val="en-US"/>
               </w:rPr>
-              <w:t>kinrap.github.io/TW_Portfolio/</w:t>
+              <w:t>GitHub / Google Colab</w:t>
             </w:r>
             <w:r>
               <w:rPr>
@@ -1789,7 +1574,7 @@
                 <w:color w:val="4B5563"/>
                 <w:lang w:val="en-US"/>
               </w:rPr>
-              <w:t xml:space="preserve">  |  2024 — present</w:t>
+              <w:t xml:space="preserve">  |  Apr 2026</w:t>
             </w:r>
           </w:p>
           <w:p>
@@ -1814,7 +1599,7 @@
                 <w:szCs w:val="22"/>
                 <w:lang w:val="en-US"/>
               </w:rPr>
-              <w:t>Prompt design, DITA, MadCap Flare, Simplified English, GenAI for technical writing</w:t>
+              <w:t>30-page technical spec: agent configs, JSON contracts, pipeline diagram, scoring model</w:t>
             </w:r>
           </w:p>
           <w:p>
@@ -1839,7 +1624,59 @@
                 <w:szCs w:val="22"/>
                 <w:lang w:val="en-US"/>
               </w:rPr>
-              <w:t>Jekyll / Just The Docs; structured content design, XML/DITA, docs-as-code</w:t>
+              <w:t>github.com/KinRap - Python source, ipywidgets UI, automated PDF export</w:t>
+            </w:r>
+          </w:p>
+          <w:p>
+            <w:pPr>
+              <w:spacing w:before="100"/>
+              <w:rPr>
+                <w:sz w:val="24"/>
+                <w:szCs w:val="24"/>
+                <w:lang w:val="en-US"/>
+              </w:rPr>
+            </w:pPr>
+            <w:r>
+              <w:rPr>
+                <w:rFonts w:ascii="Calibri" w:eastAsia="Calibri" w:hAnsi="Calibri" w:cs="Calibri"/>
+                <w:b/>
+                <w:bCs/>
+                <w:color w:val="111827"/>
+                <w:sz w:val="22"/>
+                <w:szCs w:val="22"/>
+                <w:lang w:val="en-US"/>
+              </w:rPr>
+              <w:t>Technical Writing Portfolio</w:t>
+            </w:r>
+            <w:r>
+              <w:rPr>
+                <w:rFonts w:ascii="Calibri" w:eastAsia="Calibri" w:hAnsi="Calibri" w:cs="Calibri"/>
+                <w:color w:val="4B5563"/>
+                <w:sz w:val="22"/>
+                <w:szCs w:val="22"/>
+                <w:lang w:val="en-US"/>
+              </w:rPr>
+              <w:t xml:space="preserve">  |  </w:t>
+            </w:r>
+            <w:r>
+              <w:rPr>
+                <w:rFonts w:ascii="Calibri" w:eastAsia="Calibri" w:hAnsi="Calibri" w:cs="Calibri"/>
+                <w:color w:val="111827"/>
+                <w:sz w:val="22"/>
+                <w:szCs w:val="22"/>
+                <w:lang w:val="en-US"/>
+              </w:rPr>
+              <w:t>kinrap.github.io/TW_Portfolio/</w:t>
+            </w:r>
+            <w:r>
+              <w:rPr>
+                <w:rFonts w:ascii="Calibri" w:eastAsia="Calibri" w:hAnsi="Calibri" w:cs="Calibri"/>
+                <w:i/>
+                <w:iCs/>
+                <w:color w:val="4B5563"/>
+                <w:lang w:val="en-US"/>
+              </w:rPr>
+              <w:t xml:space="preserve">  |  2024 - present</w:t>
             </w:r>
           </w:p>
         </w:tc>
@@ -2190,29 +2027,17 @@
                 <w:szCs w:val="18"/>
                 <w:lang w:val="en-US"/>
               </w:rPr>
-              <w:t xml:space="preserve">2025 — Jul 2026 </w:t>
-            </w:r>
-            <w:proofErr w:type="spellStart"/>
-            <w:r>
-              <w:rPr>
-                <w:rFonts w:ascii="Calibri" w:eastAsia="Calibri" w:hAnsi="Calibri" w:cs="Calibri"/>
-                <w:b/>
-                <w:bCs/>
-                <w:color w:val="111827"/>
-                <w:lang w:val="en-US"/>
-              </w:rPr>
-              <w:t>Maths</w:t>
-            </w:r>
-            <w:proofErr w:type="spellEnd"/>
-            <w:r>
-              <w:rPr>
-                <w:rFonts w:ascii="Calibri" w:eastAsia="Calibri" w:hAnsi="Calibri" w:cs="Calibri"/>
-                <w:b/>
-                <w:bCs/>
-                <w:color w:val="111827"/>
-                <w:lang w:val="en-US"/>
-              </w:rPr>
-              <w:t xml:space="preserve"> &amp; Computer Science</w:t>
+              <w:t xml:space="preserve">2025 - Jul 2026 </w:t>
+            </w:r>
+            <w:r>
+              <w:rPr>
+                <w:rFonts w:ascii="Calibri" w:eastAsia="Calibri" w:hAnsi="Calibri" w:cs="Calibri"/>
+                <w:b/>
+                <w:bCs/>
+                <w:color w:val="111827"/>
+                <w:lang w:val="en-US"/>
+              </w:rPr>
+              <w:t>Maths &amp; Computer Science</w:t>
             </w:r>
             <w:r>
               <w:rPr>
@@ -2222,20 +2047,40 @@
                 <w:szCs w:val="18"/>
                 <w:lang w:val="en-US"/>
               </w:rPr>
-              <w:t xml:space="preserve"> </w:t>
-            </w:r>
-            <w:proofErr w:type="gramStart"/>
-            <w:r>
-              <w:rPr>
-                <w:rFonts w:ascii="Calibri" w:eastAsia="Calibri" w:hAnsi="Calibri" w:cs="Calibri"/>
+              <w:t xml:space="preserve"> Postgraduate  |  University College of Professional Education</w:t>
+            </w:r>
+          </w:p>
+          <w:p>
+            <w:pPr>
+              <w:spacing w:before="14" w:after="14"/>
+              <w:rPr>
+                <w:sz w:val="24"/>
+                <w:szCs w:val="24"/>
+                <w:lang w:val="en-US"/>
+              </w:rPr>
+            </w:pPr>
+            <w:r>
+              <w:rPr>
+                <w:rFonts w:ascii="Calibri" w:eastAsia="Calibri" w:hAnsi="Calibri" w:cs="Calibri"/>
+                <w:i/>
+                <w:iCs/>
                 <w:color w:val="4B5563"/>
                 <w:sz w:val="18"/>
                 <w:szCs w:val="18"/>
                 <w:lang w:val="en-US"/>
               </w:rPr>
-              <w:t>Postgraduate  |</w:t>
-            </w:r>
-            <w:proofErr w:type="gramEnd"/>
+              <w:t xml:space="preserve">2023 - 2024 </w:t>
+            </w:r>
+            <w:r>
+              <w:rPr>
+                <w:rFonts w:ascii="Calibri" w:eastAsia="Calibri" w:hAnsi="Calibri" w:cs="Calibri"/>
+                <w:b/>
+                <w:bCs/>
+                <w:color w:val="111827"/>
+                <w:lang w:val="en-US"/>
+              </w:rPr>
+              <w:t>Technical Communication</w:t>
+            </w:r>
             <w:r>
               <w:rPr>
                 <w:rFonts w:ascii="Calibri" w:eastAsia="Calibri" w:hAnsi="Calibri" w:cs="Calibri"/>
@@ -2244,17 +2089,49 @@
                 <w:szCs w:val="18"/>
                 <w:lang w:val="en-US"/>
               </w:rPr>
-              <w:t xml:space="preserve">  </w:t>
-            </w:r>
-            <w:r>
-              <w:rPr>
-                <w:rFonts w:ascii="Calibri" w:eastAsia="Calibri" w:hAnsi="Calibri" w:cs="Calibri"/>
+              <w:t xml:space="preserve"> Postgraduate  |  Vistula Academy</w:t>
+            </w:r>
+          </w:p>
+          <w:p>
+            <w:pPr>
+              <w:spacing w:before="14" w:after="14"/>
+              <w:rPr>
+                <w:sz w:val="24"/>
+                <w:szCs w:val="24"/>
+                <w:lang w:val="en-US"/>
+              </w:rPr>
+            </w:pPr>
+            <w:r>
+              <w:rPr>
+                <w:rFonts w:ascii="Calibri" w:eastAsia="Calibri" w:hAnsi="Calibri" w:cs="Calibri"/>
+                <w:i/>
+                <w:iCs/>
                 <w:color w:val="4B5563"/>
                 <w:sz w:val="18"/>
                 <w:szCs w:val="18"/>
                 <w:lang w:val="en-US"/>
               </w:rPr>
-              <w:t>University College of Professional Education</w:t>
+              <w:t xml:space="preserve">2010 - 2015 </w:t>
+            </w:r>
+            <w:r>
+              <w:rPr>
+                <w:rFonts w:ascii="Calibri" w:eastAsia="Calibri" w:hAnsi="Calibri" w:cs="Calibri"/>
+                <w:b/>
+                <w:bCs/>
+                <w:color w:val="111827"/>
+                <w:lang w:val="en-US"/>
+              </w:rPr>
+              <w:t>PhD - Biblical Studies</w:t>
+            </w:r>
+            <w:r>
+              <w:rPr>
+                <w:rFonts w:ascii="Calibri" w:eastAsia="Calibri" w:hAnsi="Calibri" w:cs="Calibri"/>
+                <w:color w:val="4B5563"/>
+                <w:sz w:val="18"/>
+                <w:szCs w:val="18"/>
+                <w:lang w:val="en-US"/>
+              </w:rPr>
+              <w:t xml:space="preserve">  |  Cardinal Stefan Wyszynski University Warsaw (research methodology, corpus analysis, structured argumentation)</w:t>
             </w:r>
           </w:p>
           <w:p>
@@ -2276,17 +2153,17 @@
                 <w:szCs w:val="18"/>
                 <w:lang w:val="en-US"/>
               </w:rPr>
-              <w:t xml:space="preserve">2023 — 2024 </w:t>
-            </w:r>
-            <w:r>
-              <w:rPr>
-                <w:rFonts w:ascii="Calibri" w:eastAsia="Calibri" w:hAnsi="Calibri" w:cs="Calibri"/>
-                <w:b/>
-                <w:bCs/>
-                <w:color w:val="111827"/>
-                <w:lang w:val="en-US"/>
-              </w:rPr>
-              <w:t>Technical Communication</w:t>
+              <w:t xml:space="preserve">2007 - 2010 </w:t>
+            </w:r>
+            <w:r>
+              <w:rPr>
+                <w:rFonts w:ascii="Calibri" w:eastAsia="Calibri" w:hAnsi="Calibri" w:cs="Calibri"/>
+                <w:b/>
+                <w:bCs/>
+                <w:color w:val="111827"/>
+                <w:lang w:val="en-US"/>
+              </w:rPr>
+              <w:t>Master’s - Media &amp; Journalism</w:t>
             </w:r>
             <w:r>
               <w:rPr>
@@ -2296,20 +2173,40 @@
                 <w:szCs w:val="18"/>
                 <w:lang w:val="en-US"/>
               </w:rPr>
-              <w:t xml:space="preserve"> </w:t>
-            </w:r>
-            <w:proofErr w:type="gramStart"/>
-            <w:r>
-              <w:rPr>
-                <w:rFonts w:ascii="Calibri" w:eastAsia="Calibri" w:hAnsi="Calibri" w:cs="Calibri"/>
+              <w:t xml:space="preserve">  |  Cardinal Stefan Wyszynski University Warsaw</w:t>
+            </w:r>
+          </w:p>
+          <w:p>
+            <w:pPr>
+              <w:spacing w:before="14" w:after="14"/>
+              <w:rPr>
+                <w:sz w:val="24"/>
+                <w:szCs w:val="24"/>
+                <w:lang w:val="en-US"/>
+              </w:rPr>
+            </w:pPr>
+            <w:r>
+              <w:rPr>
+                <w:rFonts w:ascii="Calibri" w:eastAsia="Calibri" w:hAnsi="Calibri" w:cs="Calibri"/>
+                <w:i/>
+                <w:iCs/>
                 <w:color w:val="4B5563"/>
                 <w:sz w:val="18"/>
                 <w:szCs w:val="18"/>
                 <w:lang w:val="en-US"/>
               </w:rPr>
-              <w:t>Postgraduate  |</w:t>
-            </w:r>
-            <w:proofErr w:type="gramEnd"/>
+              <w:t xml:space="preserve">2005 - 2010 </w:t>
+            </w:r>
+            <w:r>
+              <w:rPr>
+                <w:rFonts w:ascii="Calibri" w:eastAsia="Calibri" w:hAnsi="Calibri" w:cs="Calibri"/>
+                <w:b/>
+                <w:bCs/>
+                <w:color w:val="111827"/>
+                <w:lang w:val="en-US"/>
+              </w:rPr>
+              <w:t>Master’s - Theology</w:t>
+            </w:r>
             <w:r>
               <w:rPr>
                 <w:rFonts w:ascii="Calibri" w:eastAsia="Calibri" w:hAnsi="Calibri" w:cs="Calibri"/>
@@ -2318,249 +2215,7 @@
                 <w:szCs w:val="18"/>
                 <w:lang w:val="en-US"/>
               </w:rPr>
-              <w:t xml:space="preserve">  Vistula Academy</w:t>
-            </w:r>
-          </w:p>
-          <w:p>
-            <w:pPr>
-              <w:spacing w:before="14" w:after="14"/>
-              <w:rPr>
-                <w:sz w:val="24"/>
-                <w:szCs w:val="24"/>
-                <w:lang w:val="en-US"/>
-              </w:rPr>
-            </w:pPr>
-            <w:r>
-              <w:rPr>
-                <w:rFonts w:ascii="Calibri" w:eastAsia="Calibri" w:hAnsi="Calibri" w:cs="Calibri"/>
-                <w:i/>
-                <w:iCs/>
-                <w:color w:val="4B5563"/>
-                <w:sz w:val="18"/>
-                <w:szCs w:val="18"/>
-                <w:lang w:val="en-US"/>
-              </w:rPr>
-              <w:t xml:space="preserve">2010 — 2015 </w:t>
-            </w:r>
-            <w:r>
-              <w:rPr>
-                <w:rFonts w:ascii="Calibri" w:eastAsia="Calibri" w:hAnsi="Calibri" w:cs="Calibri"/>
-                <w:b/>
-                <w:bCs/>
-                <w:color w:val="111827"/>
-                <w:lang w:val="en-US"/>
-              </w:rPr>
-              <w:t xml:space="preserve">PhD — Biblical </w:t>
-            </w:r>
-            <w:proofErr w:type="gramStart"/>
-            <w:r>
-              <w:rPr>
-                <w:rFonts w:ascii="Calibri" w:eastAsia="Calibri" w:hAnsi="Calibri" w:cs="Calibri"/>
-                <w:b/>
-                <w:bCs/>
-                <w:color w:val="111827"/>
-                <w:lang w:val="en-US"/>
-              </w:rPr>
-              <w:t>Studies</w:t>
-            </w:r>
-            <w:r>
-              <w:rPr>
-                <w:rFonts w:ascii="Calibri" w:eastAsia="Calibri" w:hAnsi="Calibri" w:cs="Calibri"/>
-                <w:color w:val="4B5563"/>
-                <w:sz w:val="18"/>
-                <w:szCs w:val="18"/>
-                <w:lang w:val="en-US"/>
-              </w:rPr>
-              <w:t xml:space="preserve"> </w:t>
-            </w:r>
-            <w:r>
-              <w:rPr>
-                <w:rFonts w:ascii="Calibri" w:eastAsia="Calibri" w:hAnsi="Calibri" w:cs="Calibri"/>
-                <w:color w:val="4B5563"/>
-                <w:sz w:val="18"/>
-                <w:szCs w:val="18"/>
-                <w:lang w:val="en-US"/>
-              </w:rPr>
-              <w:t xml:space="preserve"> |</w:t>
-            </w:r>
-            <w:proofErr w:type="gramEnd"/>
-            <w:r>
-              <w:rPr>
-                <w:rFonts w:ascii="Calibri" w:eastAsia="Calibri" w:hAnsi="Calibri" w:cs="Calibri"/>
-                <w:color w:val="4B5563"/>
-                <w:sz w:val="18"/>
-                <w:szCs w:val="18"/>
-                <w:lang w:val="en-US"/>
-              </w:rPr>
-              <w:t xml:space="preserve">  </w:t>
-            </w:r>
-            <w:r>
-              <w:rPr>
-                <w:rFonts w:ascii="Calibri" w:eastAsia="Calibri" w:hAnsi="Calibri" w:cs="Calibri"/>
-                <w:color w:val="4B5563"/>
-                <w:sz w:val="18"/>
-                <w:szCs w:val="18"/>
-                <w:lang w:val="en-US"/>
-              </w:rPr>
-              <w:t>Cardinal Stefan Wyszynski University</w:t>
-            </w:r>
-            <w:r>
-              <w:rPr>
-                <w:rFonts w:ascii="Calibri" w:eastAsia="Calibri" w:hAnsi="Calibri" w:cs="Calibri"/>
-                <w:color w:val="4B5563"/>
-                <w:sz w:val="18"/>
-                <w:szCs w:val="18"/>
-                <w:lang w:val="en-US"/>
-              </w:rPr>
-              <w:t xml:space="preserve"> Warsaw (research methodology, corpus analysis, structured argumentation)</w:t>
-            </w:r>
-          </w:p>
-          <w:p>
-            <w:pPr>
-              <w:spacing w:before="14" w:after="14"/>
-              <w:rPr>
-                <w:sz w:val="24"/>
-                <w:szCs w:val="24"/>
-                <w:lang w:val="en-US"/>
-              </w:rPr>
-            </w:pPr>
-            <w:r>
-              <w:rPr>
-                <w:rFonts w:ascii="Calibri" w:eastAsia="Calibri" w:hAnsi="Calibri" w:cs="Calibri"/>
-                <w:i/>
-                <w:iCs/>
-                <w:color w:val="4B5563"/>
-                <w:sz w:val="18"/>
-                <w:szCs w:val="18"/>
-                <w:lang w:val="en-US"/>
-              </w:rPr>
-              <w:t xml:space="preserve">2007 — 2010 </w:t>
-            </w:r>
-            <w:r>
-              <w:rPr>
-                <w:rFonts w:ascii="Calibri" w:eastAsia="Calibri" w:hAnsi="Calibri" w:cs="Calibri"/>
-                <w:b/>
-                <w:bCs/>
-                <w:color w:val="111827"/>
-                <w:lang w:val="en-US"/>
-              </w:rPr>
-              <w:t xml:space="preserve">Master’s — Media &amp; </w:t>
-            </w:r>
-            <w:proofErr w:type="gramStart"/>
-            <w:r>
-              <w:rPr>
-                <w:rFonts w:ascii="Calibri" w:eastAsia="Calibri" w:hAnsi="Calibri" w:cs="Calibri"/>
-                <w:b/>
-                <w:bCs/>
-                <w:color w:val="111827"/>
-                <w:lang w:val="en-US"/>
-              </w:rPr>
-              <w:t>Journalism</w:t>
-            </w:r>
-            <w:r>
-              <w:rPr>
-                <w:rFonts w:ascii="Calibri" w:eastAsia="Calibri" w:hAnsi="Calibri" w:cs="Calibri"/>
-                <w:color w:val="4B5563"/>
-                <w:sz w:val="18"/>
-                <w:szCs w:val="18"/>
-                <w:lang w:val="en-US"/>
-              </w:rPr>
-              <w:t xml:space="preserve">  |</w:t>
-            </w:r>
-            <w:proofErr w:type="gramEnd"/>
-            <w:r>
-              <w:rPr>
-                <w:rFonts w:ascii="Calibri" w:eastAsia="Calibri" w:hAnsi="Calibri" w:cs="Calibri"/>
-                <w:color w:val="4B5563"/>
-                <w:sz w:val="18"/>
-                <w:szCs w:val="18"/>
-                <w:lang w:val="en-US"/>
-              </w:rPr>
-              <w:t xml:space="preserve"> </w:t>
-            </w:r>
-            <w:r>
-              <w:rPr>
-                <w:rFonts w:ascii="Calibri" w:eastAsia="Calibri" w:hAnsi="Calibri" w:cs="Calibri"/>
-                <w:color w:val="4B5563"/>
-                <w:sz w:val="18"/>
-                <w:szCs w:val="18"/>
-                <w:lang w:val="en-US"/>
-              </w:rPr>
-              <w:t xml:space="preserve"> </w:t>
-            </w:r>
-            <w:r>
-              <w:rPr>
-                <w:rFonts w:ascii="Calibri" w:eastAsia="Calibri" w:hAnsi="Calibri" w:cs="Calibri"/>
-                <w:color w:val="4B5563"/>
-                <w:sz w:val="18"/>
-                <w:szCs w:val="18"/>
-                <w:lang w:val="en-US"/>
-              </w:rPr>
-              <w:t>Cardinal Stefan Wyszynski University Warsaw</w:t>
-            </w:r>
-          </w:p>
-          <w:p>
-            <w:pPr>
-              <w:spacing w:before="14" w:after="14"/>
-              <w:rPr>
-                <w:sz w:val="24"/>
-                <w:szCs w:val="24"/>
-                <w:lang w:val="en-US"/>
-              </w:rPr>
-            </w:pPr>
-            <w:r>
-              <w:rPr>
-                <w:rFonts w:ascii="Calibri" w:eastAsia="Calibri" w:hAnsi="Calibri" w:cs="Calibri"/>
-                <w:i/>
-                <w:iCs/>
-                <w:color w:val="4B5563"/>
-                <w:sz w:val="18"/>
-                <w:szCs w:val="18"/>
-                <w:lang w:val="en-US"/>
-              </w:rPr>
-              <w:t xml:space="preserve">2005 — 2010 </w:t>
-            </w:r>
-            <w:r>
-              <w:rPr>
-                <w:rFonts w:ascii="Calibri" w:eastAsia="Calibri" w:hAnsi="Calibri" w:cs="Calibri"/>
-                <w:b/>
-                <w:bCs/>
-                <w:color w:val="111827"/>
-                <w:lang w:val="en-US"/>
-              </w:rPr>
-              <w:t xml:space="preserve">Master’s — </w:t>
-            </w:r>
-            <w:proofErr w:type="gramStart"/>
-            <w:r>
-              <w:rPr>
-                <w:rFonts w:ascii="Calibri" w:eastAsia="Calibri" w:hAnsi="Calibri" w:cs="Calibri"/>
-                <w:b/>
-                <w:bCs/>
-                <w:color w:val="111827"/>
-                <w:lang w:val="en-US"/>
-              </w:rPr>
-              <w:t>Theology</w:t>
-            </w:r>
-            <w:r>
-              <w:rPr>
-                <w:rFonts w:ascii="Calibri" w:eastAsia="Calibri" w:hAnsi="Calibri" w:cs="Calibri"/>
-                <w:color w:val="4B5563"/>
-                <w:sz w:val="18"/>
-                <w:szCs w:val="18"/>
-                <w:lang w:val="en-US"/>
-              </w:rPr>
-              <w:t xml:space="preserve">  |</w:t>
-            </w:r>
-            <w:proofErr w:type="gramEnd"/>
-            <w:r>
-              <w:rPr>
-                <w:rFonts w:ascii="Calibri" w:eastAsia="Calibri" w:hAnsi="Calibri" w:cs="Calibri"/>
-                <w:color w:val="4B5563"/>
-                <w:sz w:val="18"/>
-                <w:szCs w:val="18"/>
-                <w:lang w:val="en-US"/>
-              </w:rPr>
-              <w:t xml:space="preserve">  Cardinal Stefan Wyszynski University Warsaw</w:t>
+              <w:t xml:space="preserve">  |  Cardinal Stefan Wyszynski University Warsaw</w:t>
             </w:r>
           </w:p>
           <w:p>
@@ -2722,7 +2377,7 @@
                 <w:color w:val="111827"/>
                 <w:lang w:val="en-US"/>
               </w:rPr>
-              <w:t>AIDEAS — AI &amp; ML  (50h)</w:t>
+              <w:t>AIDEAS - AI &amp; ML  (50h)</w:t>
             </w:r>
           </w:p>
           <w:p>
@@ -2976,7 +2631,6 @@
                 <w:lang w:val="en-US"/>
               </w:rPr>
             </w:pPr>
-            <w:proofErr w:type="gramStart"/>
             <w:r>
               <w:rPr>
                 <w:rFonts w:ascii="Calibri" w:eastAsia="Calibri" w:hAnsi="Calibri" w:cs="Calibri"/>
@@ -2995,18 +2649,7 @@
                 <w:color w:val="111827"/>
                 <w:lang w:val="en-US"/>
               </w:rPr>
-              <w:t>Using</w:t>
-            </w:r>
-            <w:proofErr w:type="gramEnd"/>
-            <w:r>
-              <w:rPr>
-                <w:rFonts w:ascii="Calibri" w:eastAsia="Calibri" w:hAnsi="Calibri" w:cs="Calibri"/>
-                <w:b/>
-                <w:bCs/>
-                <w:color w:val="111827"/>
-                <w:lang w:val="en-US"/>
-              </w:rPr>
-              <w:t xml:space="preserve"> AI for Business Development</w:t>
+              <w:t>Using AI for Business Development</w:t>
             </w:r>
           </w:p>
           <w:p>
@@ -3038,7 +2681,6 @@
                 <w:lang w:val="en-US"/>
               </w:rPr>
             </w:pPr>
-            <w:proofErr w:type="gramStart"/>
             <w:r>
               <w:rPr>
                 <w:rFonts w:ascii="Calibri" w:eastAsia="Calibri" w:hAnsi="Calibri" w:cs="Calibri"/>
@@ -3057,18 +2699,7 @@
                 <w:color w:val="111827"/>
                 <w:lang w:val="en-US"/>
               </w:rPr>
-              <w:t>AI</w:t>
-            </w:r>
-            <w:proofErr w:type="gramEnd"/>
-            <w:r>
-              <w:rPr>
-                <w:rFonts w:ascii="Calibri" w:eastAsia="Calibri" w:hAnsi="Calibri" w:cs="Calibri"/>
-                <w:b/>
-                <w:bCs/>
-                <w:color w:val="111827"/>
-                <w:lang w:val="en-US"/>
-              </w:rPr>
-              <w:t xml:space="preserve"> for Everyone</w:t>
+              <w:t>AI for Everyone</w:t>
             </w:r>
           </w:p>
           <w:p>
@@ -3250,7 +2881,6 @@
                 <w:lang w:val="en-US"/>
               </w:rPr>
             </w:pPr>
-            <w:proofErr w:type="gramStart"/>
             <w:r>
               <w:rPr>
                 <w:rFonts w:ascii="Calibri" w:eastAsia="Calibri" w:hAnsi="Calibri" w:cs="Calibri"/>
@@ -3269,18 +2899,7 @@
                 <w:color w:val="111827"/>
                 <w:lang w:val="en-US"/>
               </w:rPr>
-              <w:t>Scrum</w:t>
-            </w:r>
-            <w:proofErr w:type="gramEnd"/>
-            <w:r>
-              <w:rPr>
-                <w:rFonts w:ascii="Calibri" w:eastAsia="Calibri" w:hAnsi="Calibri" w:cs="Calibri"/>
-                <w:b/>
-                <w:bCs/>
-                <w:color w:val="111827"/>
-                <w:lang w:val="en-US"/>
-              </w:rPr>
-              <w:t xml:space="preserve"> Basics — Agile PM</w:t>
+              <w:t>Scrum Basics - Agile PM</w:t>
             </w:r>
           </w:p>
         </w:tc>
@@ -4073,6 +3692,7 @@
   <w:style w:type="character" w:default="1" w:styleId="Domylnaczcionkaakapitu">
     <w:name w:val="Default Paragraph Font"/>
     <w:uiPriority w:val="1"/>
+    <w:semiHidden/>
     <w:unhideWhenUsed/>
   </w:style>
   <w:style w:type="table" w:default="1" w:styleId="Standardowy">
